--- a/Fase 2/Evidencias del Proyecto/SICMA_PRY_v1.2.docx
+++ b/Fase 2/Evidencias del Proyecto/SICMA_PRY_v1.2.docx
@@ -952,7 +952,7 @@
         <w:tab/>
       </w:r>
       <w:r>
-        <w:t>20</w:t>
+        <w:t>21</w:t>
       </w:r>
     </w:p>
     <w:p>
@@ -966,7 +966,7 @@
         <w:tab/>
       </w:r>
       <w:r>
-        <w:t>20</w:t>
+        <w:t>21</w:t>
       </w:r>
     </w:p>
     <w:p>
@@ -18559,6 +18559,7 @@
     <w:p>
       <w:pPr>
         <w:pStyle w:val="Heading2"/>
+        <w:pageBreakBefore/>
       </w:pPr>
       <w:r>
         <w:t xml:space="preserve">Anexos</w:t>
